--- a/klagomål/A 22873-2026 FSC-klagomål.docx
+++ b/klagomål/A 22873-2026 FSC-klagomål.docx
@@ -652,7 +652,7 @@
     <w:r>
       <w:tab/>
       <w:tab/>
-      <w:t>2026-09-14</w:t>
+      <w:t>2026-09-15</w:t>
       <w:br/>
       <w:br/>
     </w:r>

--- a/klagomål/A 22873-2026 FSC-klagomål.docx
+++ b/klagomål/A 22873-2026 FSC-klagomål.docx
@@ -652,7 +652,7 @@
     <w:r>
       <w:tab/>
       <w:tab/>
-      <w:t>2026-09-15</w:t>
+      <w:t>2026-09-16</w:t>
       <w:br/>
       <w:br/>
     </w:r>

--- a/klagomål/A 22873-2026 FSC-klagomål.docx
+++ b/klagomål/A 22873-2026 FSC-klagomål.docx
@@ -652,7 +652,7 @@
     <w:r>
       <w:tab/>
       <w:tab/>
-      <w:t>2026-09-16</w:t>
+      <w:t>2026-09-17</w:t>
       <w:br/>
       <w:br/>
     </w:r>

--- a/klagomål/A 22873-2026 FSC-klagomål.docx
+++ b/klagomål/A 22873-2026 FSC-klagomål.docx
@@ -652,7 +652,7 @@
     <w:r>
       <w:tab/>
       <w:tab/>
-      <w:t>2026-09-17</w:t>
+      <w:t>2026-09-18</w:t>
       <w:br/>
       <w:br/>
     </w:r>

--- a/klagomål/A 22873-2026 FSC-klagomål.docx
+++ b/klagomål/A 22873-2026 FSC-klagomål.docx
@@ -652,7 +652,7 @@
     <w:r>
       <w:tab/>
       <w:tab/>
-      <w:t>2026-09-18</w:t>
+      <w:t>2026-09-19</w:t>
       <w:br/>
       <w:br/>
     </w:r>

--- a/klagomål/A 22873-2026 FSC-klagomål.docx
+++ b/klagomål/A 22873-2026 FSC-klagomål.docx
@@ -652,7 +652,7 @@
     <w:r>
       <w:tab/>
       <w:tab/>
-      <w:t>2026-09-19</w:t>
+      <w:t>2026-09-21</w:t>
       <w:br/>
       <w:br/>
     </w:r>

--- a/klagomål/A 22873-2026 FSC-klagomål.docx
+++ b/klagomål/A 22873-2026 FSC-klagomål.docx
@@ -652,7 +652,7 @@
     <w:r>
       <w:tab/>
       <w:tab/>
-      <w:t>2026-09-21</w:t>
+      <w:t>2026-09-23</w:t>
       <w:br/>
       <w:br/>
     </w:r>

--- a/klagomål/A 22873-2026 FSC-klagomål.docx
+++ b/klagomål/A 22873-2026 FSC-klagomål.docx
@@ -652,7 +652,7 @@
     <w:r>
       <w:tab/>
       <w:tab/>
-      <w:t>2026-09-23</w:t>
+      <w:t>2026-09-24</w:t>
       <w:br/>
       <w:br/>
     </w:r>

--- a/klagomål/A 22873-2026 FSC-klagomål.docx
+++ b/klagomål/A 22873-2026 FSC-klagomål.docx
@@ -652,7 +652,7 @@
     <w:r>
       <w:tab/>
       <w:tab/>
-      <w:t>2026-09-24</w:t>
+      <w:t>2026-09-25</w:t>
       <w:br/>
       <w:br/>
     </w:r>

--- a/klagomål/A 22873-2026 FSC-klagomål.docx
+++ b/klagomål/A 22873-2026 FSC-klagomål.docx
@@ -652,7 +652,7 @@
     <w:r>
       <w:tab/>
       <w:tab/>
-      <w:t>2026-09-25</w:t>
+      <w:t>2026-09-26</w:t>
       <w:br/>
       <w:br/>
     </w:r>

--- a/klagomål/A 22873-2026 FSC-klagomål.docx
+++ b/klagomål/A 22873-2026 FSC-klagomål.docx
@@ -652,7 +652,7 @@
     <w:r>
       <w:tab/>
       <w:tab/>
-      <w:t>2026-09-26</w:t>
+      <w:t>2026-09-27</w:t>
       <w:br/>
       <w:br/>
     </w:r>

--- a/klagomål/A 22873-2026 FSC-klagomål.docx
+++ b/klagomål/A 22873-2026 FSC-klagomål.docx
@@ -652,7 +652,7 @@
     <w:r>
       <w:tab/>
       <w:tab/>
-      <w:t>2026-09-27</w:t>
+      <w:t>2026-09-28</w:t>
       <w:br/>
       <w:br/>
     </w:r>

--- a/klagomål/A 22873-2026 FSC-klagomål.docx
+++ b/klagomål/A 22873-2026 FSC-klagomål.docx
@@ -652,7 +652,7 @@
     <w:r>
       <w:tab/>
       <w:tab/>
-      <w:t>2026-09-28</w:t>
+      <w:t>2026-09-29</w:t>
       <w:br/>
       <w:br/>
     </w:r>

--- a/klagomål/A 22873-2026 FSC-klagomål.docx
+++ b/klagomål/A 22873-2026 FSC-klagomål.docx
@@ -652,7 +652,7 @@
     <w:r>
       <w:tab/>
       <w:tab/>
-      <w:t>2026-09-29</w:t>
+      <w:t>2026-09-30</w:t>
       <w:br/>
       <w:br/>
     </w:r>

--- a/klagomål/A 22873-2026 FSC-klagomål.docx
+++ b/klagomål/A 22873-2026 FSC-klagomål.docx
@@ -652,7 +652,7 @@
     <w:r>
       <w:tab/>
       <w:tab/>
-      <w:t>2026-09-30</w:t>
+      <w:t>2026-10-01</w:t>
       <w:br/>
       <w:br/>
     </w:r>

--- a/klagomål/A 22873-2026 FSC-klagomål.docx
+++ b/klagomål/A 22873-2026 FSC-klagomål.docx
@@ -652,7 +652,7 @@
     <w:r>
       <w:tab/>
       <w:tab/>
-      <w:t>2026-10-01</w:t>
+      <w:t>2026-10-02</w:t>
       <w:br/>
       <w:br/>
     </w:r>

--- a/klagomål/A 22873-2026 FSC-klagomål.docx
+++ b/klagomål/A 22873-2026 FSC-klagomål.docx
@@ -652,7 +652,7 @@
     <w:r>
       <w:tab/>
       <w:tab/>
-      <w:t>2026-10-02</w:t>
+      <w:t>2026-10-03</w:t>
       <w:br/>
       <w:br/>
     </w:r>

--- a/klagomål/A 22873-2026 FSC-klagomål.docx
+++ b/klagomål/A 22873-2026 FSC-klagomål.docx
@@ -652,7 +652,7 @@
     <w:r>
       <w:tab/>
       <w:tab/>
-      <w:t>2026-10-03</w:t>
+      <w:t>2026-10-04</w:t>
       <w:br/>
       <w:br/>
     </w:r>

--- a/klagomål/A 22873-2026 FSC-klagomål.docx
+++ b/klagomål/A 22873-2026 FSC-klagomål.docx
@@ -652,7 +652,7 @@
     <w:r>
       <w:tab/>
       <w:tab/>
-      <w:t>2026-10-04</w:t>
+      <w:t>2026-10-05</w:t>
       <w:br/>
       <w:br/>
     </w:r>

--- a/klagomål/A 22873-2026 FSC-klagomål.docx
+++ b/klagomål/A 22873-2026 FSC-klagomål.docx
@@ -652,7 +652,7 @@
     <w:r>
       <w:tab/>
       <w:tab/>
-      <w:t>2026-10-05</w:t>
+      <w:t>2026-10-06</w:t>
       <w:br/>
       <w:br/>
     </w:r>

--- a/klagomål/A 22873-2026 FSC-klagomål.docx
+++ b/klagomål/A 22873-2026 FSC-klagomål.docx
@@ -652,7 +652,7 @@
     <w:r>
       <w:tab/>
       <w:tab/>
-      <w:t>2026-10-06</w:t>
+      <w:t>2026-10-07</w:t>
       <w:br/>
       <w:br/>
     </w:r>

--- a/klagomål/A 22873-2026 FSC-klagomål.docx
+++ b/klagomål/A 22873-2026 FSC-klagomål.docx
@@ -652,7 +652,7 @@
     <w:r>
       <w:tab/>
       <w:tab/>
-      <w:t>2026-10-07</w:t>
+      <w:t>2026-10-08</w:t>
       <w:br/>
       <w:br/>
     </w:r>

--- a/klagomål/A 22873-2026 FSC-klagomål.docx
+++ b/klagomål/A 22873-2026 FSC-klagomål.docx
@@ -652,7 +652,7 @@
     <w:r>
       <w:tab/>
       <w:tab/>
-      <w:t>2026-10-08</w:t>
+      <w:t>2026-10-09</w:t>
       <w:br/>
       <w:br/>
     </w:r>

--- a/klagomål/A 22873-2026 FSC-klagomål.docx
+++ b/klagomål/A 22873-2026 FSC-klagomål.docx
@@ -652,7 +652,7 @@
     <w:r>
       <w:tab/>
       <w:tab/>
-      <w:t>2026-10-09</w:t>
+      <w:t>2026-10-10</w:t>
       <w:br/>
       <w:br/>
     </w:r>

--- a/klagomål/A 22873-2026 FSC-klagomål.docx
+++ b/klagomål/A 22873-2026 FSC-klagomål.docx
@@ -652,7 +652,7 @@
     <w:r>
       <w:tab/>
       <w:tab/>
-      <w:t>2026-10-10</w:t>
+      <w:t>2026-10-11</w:t>
       <w:br/>
       <w:br/>
     </w:r>

--- a/klagomål/A 22873-2026 FSC-klagomål.docx
+++ b/klagomål/A 22873-2026 FSC-klagomål.docx
@@ -652,7 +652,7 @@
     <w:r>
       <w:tab/>
       <w:tab/>
-      <w:t>2026-10-11</w:t>
+      <w:t>2026-10-12</w:t>
       <w:br/>
       <w:br/>
     </w:r>

--- a/klagomål/A 22873-2026 FSC-klagomål.docx
+++ b/klagomål/A 22873-2026 FSC-klagomål.docx
@@ -652,7 +652,7 @@
     <w:r>
       <w:tab/>
       <w:tab/>
-      <w:t>2026-10-12</w:t>
+      <w:t>2026-10-13</w:t>
       <w:br/>
       <w:br/>
     </w:r>

--- a/klagomål/A 22873-2026 FSC-klagomål.docx
+++ b/klagomål/A 22873-2026 FSC-klagomål.docx
@@ -652,7 +652,7 @@
     <w:r>
       <w:tab/>
       <w:tab/>
-      <w:t>2026-10-13</w:t>
+      <w:t>2026-10-14</w:t>
       <w:br/>
       <w:br/>
     </w:r>

--- a/klagomål/A 22873-2026 FSC-klagomål.docx
+++ b/klagomål/A 22873-2026 FSC-klagomål.docx
@@ -652,7 +652,7 @@
     <w:r>
       <w:tab/>
       <w:tab/>
-      <w:t>2026-10-14</w:t>
+      <w:t>2026-10-15</w:t>
       <w:br/>
       <w:br/>
     </w:r>

--- a/klagomål/A 22873-2026 FSC-klagomål.docx
+++ b/klagomål/A 22873-2026 FSC-klagomål.docx
@@ -178,7 +178,7 @@
       <w:r>
         <w:drawing>
           <wp:inline xmlns:a="http://schemas.openxmlformats.org/drawingml/2006/main" xmlns:pic="http://schemas.openxmlformats.org/drawingml/2006/picture">
-            <wp:extent cx="5486400" cy="4993877"/>
+            <wp:extent cx="5486400" cy="4717915"/>
             <wp:docPr id="1" name="Picture 1"/>
             <wp:cNvGraphicFramePr>
               <a:graphicFrameLocks noChangeAspect="1"/>
@@ -199,7 +199,7 @@
                   <pic:spPr>
                     <a:xfrm>
                       <a:off x="0" y="0"/>
-                      <a:ext cx="5486400" cy="4993877"/>
+                      <a:ext cx="5486400" cy="4717915"/>
                     </a:xfrm>
                     <a:prstGeom prst="rect"/>
                   </pic:spPr>
@@ -221,7 +221,7 @@
     </w:p>
     <w:p>
       <w:r>
-        <w:t>I avverkningsanmälan finns fynd av 1 naturvårdsarter, varav 1 är fridlyst: vanlig groda (§6). Se Figur 1.</w:t>
+        <w:t>I avverkningsanmälan finns fynd av 13 naturvårdsarter, varav 11 är rödlistade, 1 är fridlyst, 9 är typiska (T) och 1 är signalart (S): garnlav (VU, T), gränsticka (VU, T), brunpudrad nållav (NT, T), gammelgransskål (NT, T), grönhjon (NT), harticka (NT, T), knottrig blåslav (NT, T), liten svartspik (NT), rödbrun blekspik (NT, T), skrovellav (NT, T), vitgrynig nållav (NT), bårdlav (S, T) och vanlig groda (§6). Se Figur 1.</w:t>
       </w:r>
     </w:p>
     <w:p>
@@ -248,6 +248,311 @@
       </w:r>
     </w:p>
     <w:p>
+      <w:r>
+        <w:rPr>
+          <w:b/>
+        </w:rPr>
+        <w:t>Garnlav (VU)</w:t>
+      </w:r>
+      <w:r>
+        <w:t xml:space="preserve"> är en utpräglad barrskogsart som ibland kan drapera träden i norrländska grannaturskogar med hög luftfuktighet. Den förekommer även i talldominerade bestånd där den, förutom i trädens grenverk, påträffas hängande över ojämnheter i tallbarken. Arten har minskat starkt i södra och mellersta Sverige och den minskar även i sitt nordliga utbredningsområde. Minskningstakten uppgår till 30 (20–50) % inom 50 år och överstiger gränsvärdet för Sårbar (VU). Orsaken till tillbakagången beror främst på slutavverkningar av naturskogsartade skogar. Bestånd med riklig förekomst bör regelmässigt sparas, vilket även gynnar flera andra sällsynta och rödlistade arter. Garnlav är värdväxt för den mycket sällsynta och akut hotade fjärilen barrskogslavfly (CR) som hör hemma i boreala barrskogar med riklig förekomst av värdväxten. Tidigare kunde arten konstateras årligen på flera platser vid Dala-Floda i Dalarna innan lokalerna kalavverkades. Senaste fyndet i landet av barrskogslavfly är från år 2000 då den påträffades vid Högberget i Sollefteå kommun. Garnlav är typisk art för </w:t>
+      </w:r>
+      <w:r>
+        <w:rPr>
+          <w:i/>
+        </w:rPr>
+        <w:t xml:space="preserve">9010 Taiga </w:t>
+      </w:r>
+      <w:r>
+        <w:t>och</w:t>
+      </w:r>
+      <w:r>
+        <w:rPr>
+          <w:i/>
+        </w:rPr>
+        <w:t xml:space="preserve"> 9070 Trädklädd betesmark</w:t>
+      </w:r>
+      <w:r>
+        <w:t xml:space="preserve"> (SLU Artdatabanken, 2026).</w:t>
+      </w:r>
+    </w:p>
+    <w:p>
+      <w:r>
+        <w:rPr>
+          <w:b/>
+        </w:rPr>
+        <w:t>Gränsticka (VU)</w:t>
+      </w:r>
+      <w:r>
+        <w:t xml:space="preserve"> är en mycket bra signalart inom hela sitt utbredningsområde. Den är huvudsakligen knuten till restbestånd av barrnaturskog och förekommer med ett tydligt optimum i orörda eller måttligt påverkade gamla granskogar där det föreligger långvarig kontinuitet av grov död ved. Den totala populationen bedöms ha minskat och fortsätter att minska i takt med att grankontinuitetsskogar (äldre tidigare icke kalavverkade skogar) minskar i areal. Minskningstakten överstiger gränsvärdet för sårbar (VU). Lokaler som hyser arten bör undantas från skogsbruk, speciellt i mellersta och södra Sverige. Gränsticka är typisk art för </w:t>
+      </w:r>
+      <w:r>
+        <w:rPr>
+          <w:i/>
+        </w:rPr>
+        <w:t>9010 Taiga</w:t>
+      </w:r>
+      <w:r>
+        <w:t xml:space="preserve"> (SLU Artdatabanken, 2026; Nitare &amp; Skogsstyrelsen, 2019).</w:t>
+      </w:r>
+    </w:p>
+    <w:p>
+      <w:r>
+        <w:rPr>
+          <w:b/>
+        </w:rPr>
+        <w:t>Brunpudrad nållav (NT)</w:t>
+      </w:r>
+      <w:r>
+        <w:t xml:space="preserve"> är beroende av hög, jämn luftfuktighet och kan påträffas i fuktiga skogar av naturskogskaraktär, ofta i sumpgranskog eller andra sumpskogar. Arten är placerad högst upp i Skogsstyrelsens värdepyramid för bedömning av skog med höga naturvärden och förekomster bör undantas från skogsbruksåtgärder. Brunpudrad nållav är typisk art för </w:t>
+      </w:r>
+      <w:r>
+        <w:rPr>
+          <w:i/>
+        </w:rPr>
+        <w:t>9010 Taiga</w:t>
+      </w:r>
+      <w:r>
+        <w:t xml:space="preserve"> (SLU Artdatabanken, 2024; Nitare &amp; Skogsstyrelsen, 2019).</w:t>
+      </w:r>
+    </w:p>
+    <w:p>
+      <w:r>
+        <w:rPr>
+          <w:b/>
+        </w:rPr>
+        <w:t>Gammelgransskål (NT)</w:t>
+      </w:r>
+      <w:r>
+        <w:t xml:space="preserve"> är en liten skålsvamp som växer på gamla granar med skrovlig bark. Typiska växtplatser är gransumpskog i myrkanter, bäckdråg, bäckraviner och skuggiga bergssluttningar, men också skog på torrare mark kan hysa arten om beståndet har stark naturskogskaraktär. Bestånd med arten bör behandlas som nyckelbiotoper och sparas vid en slutavverkning. Även gallring bör undvikas. Gammelgransskål är typisk art för </w:t>
+      </w:r>
+      <w:r>
+        <w:rPr>
+          <w:i/>
+        </w:rPr>
+        <w:t>9010 Taiga</w:t>
+      </w:r>
+      <w:r>
+        <w:t xml:space="preserve"> (SLU Artdatabanken, 2024; Nitare &amp; Skogsstyrelsen, 2019).</w:t>
+      </w:r>
+    </w:p>
+    <w:p>
+      <w:r>
+        <w:rPr>
+          <w:b/>
+        </w:rPr>
+        <w:t>Grönhjon (NT)</w:t>
+      </w:r>
+      <w:r>
+        <w:t xml:space="preserve"> är en skalbagge vars larvutveckling framför allt sker i grovbarkiga grenar (minst 3–5 cm tjocka) på gamla granar, men även i klena stamdelar av barrträd, främst gran, i mindre omfattning tall. Arten är knuten till gamla och gärna glesa granskogar där det finns långsamväxande träd med välutvecklat grenverk. Larverna lever i den skrovliga barken och gör en flera cm bred platt gång som mest liknar en rund håla och är tydligt nedsänkt i vedytan. I kanten av eller mitt på gången finner man en 5 mm bred, oval gång in i grenens ved där arten gör sin puppkammare. Insekten kläcks sedan ut genom samma gång. Främsta hotet är att gamla granar med grova grenar försvinner genom skogsbruk. Äldre granbestånd bör sparas så långt det är möjligt, och inte gallras eller slutavverkas (SLU Artdatabanken, 2024).</w:t>
+      </w:r>
+    </w:p>
+    <w:p>
+      <w:r>
+        <w:rPr>
+          <w:b/>
+        </w:rPr>
+        <w:t>Harticka (NT)</w:t>
+      </w:r>
+      <w:r>
+        <w:t xml:space="preserve"> är normalt en mycket bra signalart för granskogar med höga naturvärden. Även när svampen påträffas i mer påverkade skogar är det nästan alltid fråga om skogsmiljöer i sena successionsstadier med höga naturvärden. Skogsskötselåtgärder på eller i omedelbar närhet av växtplatserna kan innebära ett hot mot arten. Harticka är typisk art för </w:t>
+      </w:r>
+      <w:r>
+        <w:rPr>
+          <w:i/>
+        </w:rPr>
+        <w:t xml:space="preserve">9010 Taiga, 9050 Näringsrik granskog </w:t>
+      </w:r>
+      <w:r>
+        <w:t xml:space="preserve">och </w:t>
+      </w:r>
+      <w:r>
+        <w:rPr>
+          <w:i/>
+        </w:rPr>
+        <w:t>9030 Landhöjningsskog</w:t>
+      </w:r>
+      <w:r>
+        <w:t xml:space="preserve"> (SLU Artdatabanken, 2024; Nitare &amp; Skogsstyrelsen, 2019).</w:t>
+      </w:r>
+    </w:p>
+    <w:p>
+      <w:r>
+        <w:rPr>
+          <w:b/>
+        </w:rPr>
+        <w:t>Knottrig blåslav (NT)</w:t>
+      </w:r>
+      <w:r>
+        <w:t xml:space="preserve"> har sin huvudutbredning i gamla granskogar i det övre barrskogsbältet mot fjällen. Den signalerar alltid höga naturvärden och växer i skogar med lång kontinuitet, mest i opåverkade naturskogsbestånd. Arten överlever inte en slutavverkning (inklusive hänsyn) och den finns idag enbart i kontinuitetsskog. Lavens fortsatta förekomst bör säkerställas genom att lokaler med äldre barrskog skyddas. Knottrig blåslav är typisk art för </w:t>
+      </w:r>
+      <w:r>
+        <w:rPr>
+          <w:i/>
+        </w:rPr>
+        <w:t xml:space="preserve">9010 Taiga </w:t>
+      </w:r>
+      <w:r>
+        <w:t>och</w:t>
+      </w:r>
+      <w:r>
+        <w:rPr>
+          <w:i/>
+        </w:rPr>
+        <w:t xml:space="preserve"> 9040 Fjällbjörkskog</w:t>
+      </w:r>
+    </w:p>
+    <w:p>
+      <w:r>
+        <w:t>(SLU Artdatabanken, 2024; Nitare &amp; Skogsstyrelsen, 2019).</w:t>
+      </w:r>
+    </w:p>
+    <w:p>
+      <w:r>
+        <w:rPr>
+          <w:b/>
+        </w:rPr>
+        <w:t>Liten svartspik (NT)</w:t>
+      </w:r>
+      <w:r>
+        <w:t xml:space="preserve"> växer på granbark i boreala barrskogar med lång trädkontinuitet och hög luftfuktighet. Orsaken till tillbakagången beror på främst på slutavverkningar av naturskogsartade granskogar. Bestånd med riklig förekomst av liten svartspik bör regelmässigt sparas. Naturhänsyn i samband med slutavverkning måste ske så att man undviker uttorkningseffekter (SLU Artdatabanken, 2024).</w:t>
+      </w:r>
+    </w:p>
+    <w:p>
+      <w:r>
+        <w:rPr>
+          <w:b/>
+        </w:rPr>
+        <w:t>Rödbrun blekspik (NT)</w:t>
+      </w:r>
+      <w:r>
+        <w:t xml:space="preserve"> växer i norra Sverige på bark och ved av björk och gran i skogar med hög och jämn luftfuktighet. I södra Sverige växer den främst på ek i öppna åldriga lövskogar. I norra delen av sitt utbredningsområde hotas arten av slutavverkningar av gamla granskogar. I den södra delen av landet hotas den genom de åldriga lövskogarnas tillbakagång och särskilt ekhagarnas igenväxning och genom plantering av sådan mark med barrskog. Rödbrun blekspik är typisk art för </w:t>
+      </w:r>
+      <w:r>
+        <w:rPr>
+          <w:i/>
+        </w:rPr>
+        <w:t xml:space="preserve">9010 Taiga, 9020 Nordlig ädellövskog, 9070 Trädklädd betesmark, 9160 Näringsrik ekskog </w:t>
+      </w:r>
+      <w:r>
+        <w:t xml:space="preserve">och </w:t>
+      </w:r>
+      <w:r>
+        <w:rPr>
+          <w:i/>
+        </w:rPr>
+        <w:t>9180 Ädellövskog i branter</w:t>
+      </w:r>
+      <w:r>
+        <w:t xml:space="preserve"> och signalerar alltid höga naturvärden (SLU Artdatabanken, 2024; Nitare &amp; Skogsstyrelsen, 2019).</w:t>
+      </w:r>
+    </w:p>
+    <w:p>
+      <w:r>
+        <w:rPr>
+          <w:b/>
+        </w:rPr>
+        <w:t>Skrovellav (NT)</w:t>
+      </w:r>
+      <w:r>
+        <w:t xml:space="preserve"> växer på gamla lövträd och på klippor i gamla skogar med hög och jämn luftfuktighet. Slutavverkning av kontinuitetsskog utgör det största hotet och lavens fortsatta förekomst bör säkerställas genom att lokaler med äldre skog skyddas. I områden med mycket hög luftfuktighet kan man på bålen av skrovellav finna de sällsynta parasitsvamparna skrovellavsknapp (EN), </w:t>
+      </w:r>
+      <w:r>
+        <w:rPr>
+          <w:i/>
+        </w:rPr>
+        <w:t>Catillaria lobariicola</w:t>
+      </w:r>
+      <w:r>
+        <w:t xml:space="preserve"> (VU) och </w:t>
+      </w:r>
+      <w:r>
+        <w:rPr>
+          <w:i/>
+        </w:rPr>
+        <w:t>Merismatium lobariae</w:t>
+      </w:r>
+      <w:r>
+        <w:t xml:space="preserve"> (DD). Skrovellav är typisk art för </w:t>
+      </w:r>
+      <w:r>
+        <w:rPr>
+          <w:i/>
+        </w:rPr>
+        <w:t xml:space="preserve">9010 Taiga, 9020 Nordlig ädellövskog, 9040 Fjällbjörkskog, 9070 Trädklädd betesmark, 9160 Näringsrik ekskog, 9180 Ädellövskog i branter, 9190 Näringsfattig ekskog, 8210 Kalkbranter </w:t>
+      </w:r>
+      <w:r>
+        <w:t xml:space="preserve">och </w:t>
+      </w:r>
+      <w:r>
+        <w:rPr>
+          <w:i/>
+        </w:rPr>
+        <w:t>6530 Lövängar</w:t>
+      </w:r>
+      <w:r>
+        <w:t xml:space="preserve"> (SLU Artdatabanken, 2026; Nitare &amp; Skogsstyrelsen, 2019).</w:t>
+      </w:r>
+    </w:p>
+    <w:p>
+      <w:r>
+        <w:rPr>
+          <w:b/>
+        </w:rPr>
+        <w:t>Vitgrynig nållav (NT)</w:t>
+      </w:r>
+      <w:r>
+        <w:t xml:space="preserve"> växer nästan uteslutande på bark av gamla, senvuxna granar i skuggiga lägen med hög och jämn luftfuktighet. Den vanligaste naturtypen för arten är kontinuitetsskogar på frisk mark men den finns också i sumpgranskogar. På lång sikt utgör avverkningar av olikåldriga granskogar av naturskogskaraktär ett allvarligt hot mot arten och skogsbruksåtgärder på eller i närheten av växtplatserna bör undvikas. Naturskogsartade, fuktiga granskogar med förekomster av arten signalerar höga biologiska värden och bör bevaras (SLU Artdatabanken, 2024; Nitare &amp; Skogsstyrelsen, 2019).</w:t>
+      </w:r>
+    </w:p>
+    <w:p>
+      <w:r>
+        <w:rPr>
+          <w:b/>
+        </w:rPr>
+        <w:t>Bårdlav</w:t>
+      </w:r>
+      <w:r>
+        <w:t xml:space="preserve"> signalerar miljöer med höga naturvärden och på lokalerna finns vanligtvis många andra ovanliga och rödlistade arter. Den visar även på platser med hög och jämn luftfuktighet. På bårdlav och andra njurlavar (Nephroma) kan de sällsynta parasiterna </w:t>
+      </w:r>
+      <w:r>
+        <w:rPr>
+          <w:i/>
+        </w:rPr>
+        <w:t xml:space="preserve">Protounguicularia nephromatis </w:t>
+      </w:r>
+      <w:r>
+        <w:t xml:space="preserve">(VU) och </w:t>
+      </w:r>
+      <w:r>
+        <w:rPr>
+          <w:i/>
+        </w:rPr>
+        <w:t xml:space="preserve">Tremella nephromatis </w:t>
+      </w:r>
+      <w:r>
+        <w:t xml:space="preserve">(DD) påträffas. Bårdlav är typisk art för </w:t>
+      </w:r>
+      <w:r>
+        <w:rPr>
+          <w:i/>
+        </w:rPr>
+        <w:t xml:space="preserve">9010 Taiga, 9020 Nordlig ädellövskog, 9070 Trädklädd betesmark, 9110 Näringsfattig bokskog, 9160 Näringsrik ekskog, 9180 Ädellövskog i branter </w:t>
+      </w:r>
+      <w:r>
+        <w:t>och</w:t>
+      </w:r>
+      <w:r>
+        <w:rPr>
+          <w:i/>
+        </w:rPr>
+        <w:t xml:space="preserve"> 9190 Näringsfattig ekskog</w:t>
+      </w:r>
+      <w:r>
+        <w:t xml:space="preserve"> (SLU Artdatabanken, 2026; Nitare &amp; Skogsstyrelsen, 2019).</w:t>
+      </w:r>
+    </w:p>
+    <w:p>
       <w:pPr>
         <w:pStyle w:val="Heading1"/>
       </w:pPr>
@@ -337,7 +642,7 @@
         <w:rPr>
           <w:i/>
         </w:rPr>
-        <w:t>I det avverkningsanmälda skogsområdet har 1 naturvårdsarter varav 0 rödlistade arter sina livsmiljöer och växtplatser.</w:t>
+        <w:t>I det avverkningsanmälda skogsområdet har 13 naturvårdsarter varav 11 rödlistade arter sina livsmiljöer och växtplatser.</w:t>
       </w:r>
     </w:p>
     <w:p>
@@ -652,7 +957,7 @@
     <w:r>
       <w:tab/>
       <w:tab/>
-      <w:t>2026-10-15</w:t>
+      <w:t>2026-10-16</w:t>
       <w:br/>
       <w:br/>
     </w:r>

--- a/klagomål/A 22873-2026 FSC-klagomål.docx
+++ b/klagomål/A 22873-2026 FSC-klagomål.docx
@@ -957,7 +957,7 @@
     <w:r>
       <w:tab/>
       <w:tab/>
-      <w:t>2026-10-16</w:t>
+      <w:t>2026-10-17</w:t>
       <w:br/>
       <w:br/>
     </w:r>

--- a/klagomål/A 22873-2026 FSC-klagomål.docx
+++ b/klagomål/A 22873-2026 FSC-klagomål.docx
@@ -957,7 +957,7 @@
     <w:r>
       <w:tab/>
       <w:tab/>
-      <w:t>2026-10-17</w:t>
+      <w:t>2026-10-18</w:t>
       <w:br/>
       <w:br/>
     </w:r>

--- a/klagomål/A 22873-2026 FSC-klagomål.docx
+++ b/klagomål/A 22873-2026 FSC-klagomål.docx
@@ -957,7 +957,7 @@
     <w:r>
       <w:tab/>
       <w:tab/>
-      <w:t>2026-10-18</w:t>
+      <w:t>2026-10-19</w:t>
       <w:br/>
       <w:br/>
     </w:r>

--- a/klagomål/A 22873-2026 FSC-klagomål.docx
+++ b/klagomål/A 22873-2026 FSC-klagomål.docx
@@ -957,7 +957,7 @@
     <w:r>
       <w:tab/>
       <w:tab/>
-      <w:t>2026-10-19</w:t>
+      <w:t>2026-10-20</w:t>
       <w:br/>
       <w:br/>
     </w:r>

--- a/klagomål/A 22873-2026 FSC-klagomål.docx
+++ b/klagomål/A 22873-2026 FSC-klagomål.docx
@@ -957,7 +957,7 @@
     <w:r>
       <w:tab/>
       <w:tab/>
-      <w:t>2026-10-20</w:t>
+      <w:t>2026-10-21</w:t>
       <w:br/>
       <w:br/>
     </w:r>

--- a/klagomål/A 22873-2026 FSC-klagomål.docx
+++ b/klagomål/A 22873-2026 FSC-klagomål.docx
@@ -957,7 +957,7 @@
     <w:r>
       <w:tab/>
       <w:tab/>
-      <w:t>2026-10-21</w:t>
+      <w:t>2026-10-22</w:t>
       <w:br/>
       <w:br/>
     </w:r>

--- a/klagomål/A 22873-2026 FSC-klagomål.docx
+++ b/klagomål/A 22873-2026 FSC-klagomål.docx
@@ -957,7 +957,7 @@
     <w:r>
       <w:tab/>
       <w:tab/>
-      <w:t>2026-10-22</w:t>
+      <w:t>2026-10-23</w:t>
       <w:br/>
       <w:br/>
     </w:r>

--- a/klagomål/A 22873-2026 FSC-klagomål.docx
+++ b/klagomål/A 22873-2026 FSC-klagomål.docx
@@ -957,7 +957,7 @@
     <w:r>
       <w:tab/>
       <w:tab/>
-      <w:t>2026-10-23</w:t>
+      <w:t>2026-10-24</w:t>
       <w:br/>
       <w:br/>
     </w:r>

--- a/klagomål/A 22873-2026 FSC-klagomål.docx
+++ b/klagomål/A 22873-2026 FSC-klagomål.docx
@@ -957,7 +957,7 @@
     <w:r>
       <w:tab/>
       <w:tab/>
-      <w:t>2026-10-24</w:t>
+      <w:t>2026-10-25</w:t>
       <w:br/>
       <w:br/>
     </w:r>

--- a/klagomål/A 22873-2026 FSC-klagomål.docx
+++ b/klagomål/A 22873-2026 FSC-klagomål.docx
@@ -957,7 +957,7 @@
     <w:r>
       <w:tab/>
       <w:tab/>
-      <w:t>2026-10-25</w:t>
+      <w:t>2026-10-26</w:t>
       <w:br/>
       <w:br/>
     </w:r>

--- a/klagomål/A 22873-2026 FSC-klagomål.docx
+++ b/klagomål/A 22873-2026 FSC-klagomål.docx
@@ -957,7 +957,7 @@
     <w:r>
       <w:tab/>
       <w:tab/>
-      <w:t>2026-10-26</w:t>
+      <w:t>2026-10-27</w:t>
       <w:br/>
       <w:br/>
     </w:r>

--- a/klagomål/A 22873-2026 FSC-klagomål.docx
+++ b/klagomål/A 22873-2026 FSC-klagomål.docx
@@ -168,7 +168,7 @@
     </w:p>
     <w:p>
       <w:r>
-        <w:t>Detta klagomål behandlar höga naturvärden i avverkningsanmälan A 22873-2026 i Storumans kommun som inkom 2026-05-14 och omfattar 43,5 ha.</w:t>
+        <w:t>Detta klagomål behandlar höga naturvärden i avverkningsanmälan A 22873-2026 i Storumans kommun som inkom 2026-05-14 och omfattar 43,6 ha.</w:t>
       </w:r>
     </w:p>
     <w:p>
@@ -178,7 +178,7 @@
       <w:r>
         <w:drawing>
           <wp:inline xmlns:a="http://schemas.openxmlformats.org/drawingml/2006/main" xmlns:pic="http://schemas.openxmlformats.org/drawingml/2006/picture">
-            <wp:extent cx="5486400" cy="4717915"/>
+            <wp:extent cx="5486400" cy="4716521"/>
             <wp:docPr id="1" name="Picture 1"/>
             <wp:cNvGraphicFramePr>
               <a:graphicFrameLocks noChangeAspect="1"/>
@@ -199,7 +199,7 @@
                   <pic:spPr>
                     <a:xfrm>
                       <a:off x="0" y="0"/>
-                      <a:ext cx="5486400" cy="4717915"/>
+                      <a:ext cx="5486400" cy="4716521"/>
                     </a:xfrm>
                     <a:prstGeom prst="rect"/>
                   </pic:spPr>
@@ -957,7 +957,7 @@
     <w:r>
       <w:tab/>
       <w:tab/>
-      <w:t>2026-10-27</w:t>
+      <w:t>2026-10-28</w:t>
       <w:br/>
       <w:br/>
     </w:r>

--- a/klagomål/A 22873-2026 FSC-klagomål.docx
+++ b/klagomål/A 22873-2026 FSC-klagomål.docx
@@ -957,7 +957,7 @@
     <w:r>
       <w:tab/>
       <w:tab/>
-      <w:t>2026-10-28</w:t>
+      <w:t>2026-10-29</w:t>
       <w:br/>
       <w:br/>
     </w:r>

--- a/klagomål/A 22873-2026 FSC-klagomål.docx
+++ b/klagomål/A 22873-2026 FSC-klagomål.docx
@@ -957,7 +957,7 @@
     <w:r>
       <w:tab/>
       <w:tab/>
-      <w:t>2026-10-29</w:t>
+      <w:t>2026-10-31</w:t>
       <w:br/>
       <w:br/>
     </w:r>
